--- a/tarefas/Tarefa_2_Aprendizado_Supervisionado_Versao_Minima.docx
+++ b/tarefas/Tarefa_2_Aprendizado_Supervisionado_Versao_Minima.docx
@@ -109,7 +109,7 @@
     </w:p>
     <w:p>
       <w:r>
-        <w:t>Use o arquivo fornecido com esta atividade. Abra-o no Google Colab ou no Jupyter. São necessários numpy, pandas e scikit-learn, além de internet para carregar os dados.</w:t>
+        <w:t>Use o arquivo fornecido com esta atividade. Abra-o no Google Colab ou no Jupyter. São necessários numpy, pandas, scikit-learn e statsmodels, além de internet para carregar os dados.</w:t>
       </w:r>
     </w:p>
     <w:p>
@@ -472,7 +472,7 @@
         <w:pStyle w:val="Heading1"/>
       </w:pPr>
       <w:r>
-        <w:t>Odds ratio e entrega</w:t>
+        <w:t>Odds ratio, significância e entrega</w:t>
       </w:r>
     </w:p>
     <w:p>
@@ -888,6 +888,30 @@
     </w:p>
     <w:p>
       <w:pPr>
+        <w:pStyle w:val="ListBullet"/>
+      </w:pPr>
+      <w:r>
+        <w:rPr>
+          <w:b w:val="0"/>
+          <w:i w:val="0"/>
+        </w:rPr>
+        <w:t>Na seção 5.3, ajuste também um GLM binomial sem penalização, com intercepto, os mesmos atributos nas unidades originais e somente os dados de treino. Use cov_type='HC0' e use_t=False para a inferência robusta por Wald bilateral.</w:t>
+      </w:r>
+    </w:p>
+    <w:p>
+      <w:pPr>
+        <w:pStyle w:val="ListBullet"/>
+      </w:pPr>
+      <w:r>
+        <w:rPr>
+          <w:b w:val="0"/>
+          <w:i w:val="0"/>
+        </w:rPr>
+        <w:t>Apresente uma tabela final desse ajuste com coeficientes, erros-padrão, OR, IC95%, valores-p e indicação de p&lt;0,05. Interprete HvyAlcoholConsump usando OR, IC95% e p em conjunto. Use notação científica para valores-p pequenos.</w:t>
+      </w:r>
+    </w:p>
+    <w:p>
+      <w:pPr>
         <w:pStyle w:val="Heading2"/>
       </w:pPr>
       <w:r>
@@ -920,7 +944,7 @@
     </w:p>
     <w:p>
       <w:r>
-        <w:t>As OR pertencem ao mesmo modelo regularizado do notebook. A conversão de escala não elimina a regularização. Esta atividade não solicita IC95% nem valores-p; não conclua significância estatística a partir das OR pontuais.</w:t>
+        <w:t>Os valores-p e IC95% pertencem ao ajuste sem penalização e às OR dessa tabela final. Os testes são exploratórios, sem correção para múltiplas comparações, e não incorporam o desenho amostral do BRFSS. Significância não demonstra causalidade ou importância clínica; p≥0,05 não prova ausência de associação.</w:t>
       </w:r>
     </w:p>
     <w:p>
@@ -933,7 +957,7 @@
     </w:p>
     <w:p>
       <w:r>
-        <w:t>Entregue um arquivo .ipynb com identificação do(s) autor(es), os sete itens respondidos, código executado, tabelas e interpretações. Registre as versões de Python, numpy, pandas e scikit-learn e cite a fonte dos dados. Antes de entregar, reinicie o ambiente e execute todas as células em sequência.</w:t>
+        <w:t>Entregue um arquivo .ipynb com identificação do(s) autor(es), os sete itens respondidos, código executado, tabelas e interpretações. Registre as versões de Python, numpy, pandas, scikit-learn e statsmodels e cite a fonte dos dados. Antes de entregar, reinicie o ambiente e execute todas as células em sequência.</w:t>
       </w:r>
     </w:p>
     <w:p>
